--- a/Documents/USB Monitoring and WiFi Import Service.docx
+++ b/Documents/USB Monitoring and WiFi Import Service.docx
@@ -1096,16 +1096,16 @@
         <w:rPr>
           <w:rStyle w:val="NormalTok"/>
         </w:rPr>
-        <w:t xml:space="preserve">    MESSAGE_USB_SOURCE,</w:t>
-      </w:r>
-      <w:r>
-        <w:br/>
-      </w:r>
-      <w:r>
-        <w:rPr>
-          <w:rStyle w:val="NormalTok"/>
-        </w:rPr>
-        <w:t xml:space="preserve">    STATE_USB_PRESENT</w:t>
+        <w:t xml:space="preserve">    USB_SOURCE,</w:t>
+      </w:r>
+      <w:r>
+        <w:br/>
+      </w:r>
+      <w:r>
+        <w:rPr>
+          <w:rStyle w:val="NormalTok"/>
+        </w:rPr>
+        <w:t xml:space="preserve">    USB_PRESENT</w:t>
       </w:r>
       <w:r>
         <w:br/>
@@ -1190,16 +1190,16 @@
         <w:rPr>
           <w:rStyle w:val="NormalTok"/>
         </w:rPr>
-        <w:t xml:space="preserve">    MESSAGE_USB_SOURCE,</w:t>
-      </w:r>
-      <w:r>
-        <w:br/>
-      </w:r>
-      <w:r>
-        <w:rPr>
-          <w:rStyle w:val="NormalTok"/>
-        </w:rPr>
-        <w:t xml:space="preserve">    STATE_USB_ABSENT</w:t>
+        <w:t xml:space="preserve">    USB_SOURCE,</w:t>
+      </w:r>
+      <w:r>
+        <w:br/>
+      </w:r>
+      <w:r>
+        <w:rPr>
+          <w:rStyle w:val="NormalTok"/>
+        </w:rPr>
+        <w:t xml:space="preserve">    USB_ABSENT</w:t>
       </w:r>
       <w:r>
         <w:br/>
@@ -1275,7 +1275,7 @@
       </w:tblPr>
       <w:tblGrid>
         <w:gridCol w:w="1623"/>
-        <w:gridCol w:w="2493"/>
+        <w:gridCol w:w="1742"/>
       </w:tblGrid>
       <w:tr>
         <w:trPr>
@@ -1332,7 +1332,7 @@
               <w:pStyle w:val="Compact"/>
             </w:pPr>
             <w:r>
-              <w:t>STATE_USB_PRESENT</w:t>
+              <w:t>USB_PRESENT</w:t>
             </w:r>
           </w:p>
         </w:tc>
@@ -1360,7 +1360,7 @@
               <w:pStyle w:val="Compact"/>
             </w:pPr>
             <w:r>
-              <w:t>STATE_USB_ABSENT</w:t>
+              <w:t>USB_ABSENT</w:t>
             </w:r>
           </w:p>
         </w:tc>
@@ -1381,16 +1381,85 @@
         <w:pStyle w:val="FirstParagraph"/>
       </w:pPr>
       <w:r>
-        <w:t>Published when:</w:t>
+        <w:t xml:space="preserve">Published </w:t>
+      </w:r>
+      <w:r>
+        <w:t>events</w:t>
+      </w:r>
+      <w:r>
+        <w:t>:</w:t>
+      </w:r>
+    </w:p>
+    <w:p>
+      <w:pPr>
+        <w:pStyle w:val="SourceCode"/>
+        <w:spacing w:after="0"/>
+        <w:rPr>
+          <w:rStyle w:val="NormalTok"/>
+        </w:rPr>
+      </w:pPr>
+      <w:proofErr w:type="spellStart"/>
+      <w:r>
+        <w:rPr>
+          <w:rStyle w:val="NormalTok"/>
+        </w:rPr>
+        <w:t>Error</w:t>
+      </w:r>
+      <w:r>
+        <w:rPr>
+          <w:rStyle w:val="NormalTok"/>
+        </w:rPr>
+        <w:t>Message</w:t>
+      </w:r>
+      <w:proofErr w:type="spellEnd"/>
+      <w:r>
+        <w:rPr>
+          <w:rStyle w:val="NormalTok"/>
+        </w:rPr>
+        <w:t>(</w:t>
+      </w:r>
+      <w:r>
+        <w:br/>
+      </w:r>
+      <w:r>
+        <w:rPr>
+          <w:rStyle w:val="NormalTok"/>
+        </w:rPr>
+        <w:t xml:space="preserve">    USB_SOURCE,</w:t>
+      </w:r>
+      <w:r>
+        <w:br/>
+      </w:r>
+      <w:r>
+        <w:rPr>
+          <w:rStyle w:val="NormalTok"/>
+        </w:rPr>
+        <w:t xml:space="preserve">    </w:t>
+      </w:r>
+      <w:r>
+        <w:t xml:space="preserve"> </w:t>
+      </w:r>
+      <w:r>
+        <w:rPr>
+          <w:rStyle w:val="NormalTok"/>
+        </w:rPr>
+        <w:t>USB_ERROR_FILE</w:t>
+      </w:r>
+      <w:r>
+        <w:rPr>
+          <w:rStyle w:val="NormalTok"/>
+        </w:rPr>
+        <w:t xml:space="preserve"> when:</w:t>
       </w:r>
     </w:p>
     <w:p>
       <w:pPr>
         <w:pStyle w:val="Compact"/>
         <w:numPr>
-          <w:ilvl w:val="0"/>
+          <w:ilvl w:val="1"/>
           <w:numId w:val="7"/>
         </w:numPr>
+        <w:ind w:left="1434" w:hanging="357"/>
       </w:pPr>
       <w:r>
         <w:t>JSON parsing fails</w:t>
@@ -1400,43 +1469,117 @@
       <w:pPr>
         <w:pStyle w:val="Compact"/>
         <w:numPr>
-          <w:ilvl w:val="0"/>
+          <w:ilvl w:val="1"/>
           <w:numId w:val="7"/>
         </w:numPr>
       </w:pPr>
-      <w:r>
-        <w:t>WiFi file cannot be read</w:t>
+      <w:proofErr w:type="spellStart"/>
+      <w:r>
+        <w:t>WiFi</w:t>
+      </w:r>
+      <w:proofErr w:type="spellEnd"/>
+      <w:r>
+        <w:t xml:space="preserve"> file cannot be read</w:t>
       </w:r>
     </w:p>
     <w:p>
       <w:pPr>
         <w:pStyle w:val="Compact"/>
         <w:numPr>
-          <w:ilvl w:val="0"/>
+          <w:ilvl w:val="1"/>
           <w:numId w:val="7"/>
         </w:numPr>
       </w:pPr>
       <w:r>
-        <w:t>Invalid WiFi configuration detected</w:t>
+        <w:t xml:space="preserve">Invalid </w:t>
+      </w:r>
+      <w:proofErr w:type="spellStart"/>
+      <w:r>
+        <w:t>WiFi</w:t>
+      </w:r>
+      <w:proofErr w:type="spellEnd"/>
+      <w:r>
+        <w:t xml:space="preserve"> configuration detected</w:t>
+      </w:r>
+    </w:p>
+    <w:p>
+      <w:pPr>
+        <w:pStyle w:val="SourceCode"/>
+      </w:pPr>
+      <w:r>
+        <w:t xml:space="preserve">          Or</w:t>
+      </w:r>
+    </w:p>
+    <w:p>
+      <w:pPr>
+        <w:pStyle w:val="SourceCode"/>
+        <w:spacing w:after="0"/>
+        <w:rPr>
+          <w:rStyle w:val="NormalTok"/>
+        </w:rPr>
+      </w:pPr>
+      <w:r>
+        <w:rPr>
+          <w:rStyle w:val="NormalTok"/>
+        </w:rPr>
+        <w:t xml:space="preserve">    </w:t>
+      </w:r>
+      <w:r>
+        <w:t xml:space="preserve"> </w:t>
+      </w:r>
+      <w:r>
+        <w:rPr>
+          <w:rStyle w:val="NormalTok"/>
+        </w:rPr>
+        <w:t>USB_ERROR_</w:t>
+      </w:r>
+      <w:r>
+        <w:rPr>
+          <w:rStyle w:val="NormalTok"/>
+        </w:rPr>
+        <w:t>SERVICE</w:t>
+      </w:r>
+      <w:r>
+        <w:rPr>
+          <w:rStyle w:val="NormalTok"/>
+        </w:rPr>
+        <w:t xml:space="preserve"> </w:t>
+      </w:r>
+      <w:r>
+        <w:rPr>
+          <w:rStyle w:val="NormalTok"/>
+        </w:rPr>
+        <w:t>when</w:t>
+      </w:r>
+      <w:r>
+        <w:rPr>
+          <w:rStyle w:val="NormalTok"/>
+        </w:rPr>
+        <w:t>:</w:t>
       </w:r>
     </w:p>
     <w:p>
       <w:pPr>
         <w:pStyle w:val="Compact"/>
         <w:numPr>
-          <w:ilvl w:val="0"/>
+          <w:ilvl w:val="1"/>
           <w:numId w:val="7"/>
         </w:numPr>
       </w:pPr>
-      <w:r>
-        <w:t>NetworkManager registration fails</w:t>
+      <w:proofErr w:type="spellStart"/>
+      <w:r>
+        <w:t>NetworkManager</w:t>
+      </w:r>
+      <w:proofErr w:type="spellEnd"/>
+      <w:r>
+        <w:t xml:space="preserve"> registration fails</w:t>
       </w:r>
     </w:p>
     <w:p>
       <w:pPr>
         <w:pStyle w:val="Compact"/>
         <w:numPr>
-          <w:ilvl w:val="0"/>
+          <w:ilvl w:val="1"/>
           <w:numId w:val="7"/>
         </w:numPr>
       </w:pPr>
@@ -1448,7 +1591,7 @@
       <w:pPr>
         <w:pStyle w:val="Compact"/>
         <w:numPr>
-          <w:ilvl w:val="0"/>
+          <w:ilvl w:val="1"/>
           <w:numId w:val="7"/>
         </w:numPr>
       </w:pPr>
@@ -1458,21 +1601,13 @@
     </w:p>
     <w:p>
       <w:pPr>
-        <w:pStyle w:val="FirstParagraph"/>
-      </w:pPr>
-      <w:r>
-        <w:t>Error source:</w:t>
-      </w:r>
-    </w:p>
-    <w:p>
-      <w:pPr>
         <w:pStyle w:val="SourceCode"/>
       </w:pPr>
       <w:r>
         <w:rPr>
           <w:rStyle w:val="NormalTok"/>
         </w:rPr>
-        <w:t>MESSAGE_USB_SOURCE</w:t>
+        <w:t>)</w:t>
       </w:r>
     </w:p>
     <w:p>
@@ -1544,6 +1679,7 @@
         <w:rPr>
           <w:rStyle w:val="FunctionTok"/>
         </w:rPr>
+        <w:lastRenderedPageBreak/>
         <w:t>{</w:t>
       </w:r>
       <w:r>
@@ -1601,7 +1737,6 @@
         <w:rPr>
           <w:rStyle w:val="NormalTok"/>
         </w:rPr>
-        <w:lastRenderedPageBreak/>
         <w:t xml:space="preserve">      </w:t>
       </w:r>
       <w:r>
@@ -2162,6 +2297,7 @@
         </w:numPr>
       </w:pPr>
       <w:r>
+        <w:lastRenderedPageBreak/>
         <w:t>Must be a string</w:t>
       </w:r>
     </w:p>
@@ -2174,7 +2310,6 @@
         </w:numPr>
       </w:pPr>
       <w:r>
-        <w:lastRenderedPageBreak/>
         <w:t>Empty string allowed (open network)</w:t>
       </w:r>
     </w:p>
@@ -3020,7 +3155,7 @@
         <w:rPr>
           <w:rStyle w:val="NormalTok"/>
         </w:rPr>
-        <w:t>STATE_USB_PRESENT</w:t>
+        <w:t>USB_PRESENT</w:t>
       </w:r>
     </w:p>
     <w:p>
@@ -3039,7 +3174,7 @@
         <w:rPr>
           <w:rStyle w:val="NormalTok"/>
         </w:rPr>
-        <w:t>STATE_USB_ABSENT</w:t>
+        <w:t>USB_ABSENT</w:t>
       </w:r>
     </w:p>
     <w:p>
@@ -3616,7 +3751,7 @@
         <w:rPr>
           <w:rStyle w:val="NormalTok"/>
         </w:rPr>
-        <w:t xml:space="preserve"> STATE_USB_PRESENT:</w:t>
+        <w:t xml:space="preserve"> USB_PRESENT:</w:t>
       </w:r>
       <w:r>
         <w:br/>
@@ -3663,17 +3798,33 @@
         </w:rPr>
         <w:t xml:space="preserve">    </w:t>
       </w:r>
+      <w:proofErr w:type="spellStart"/>
       <w:r>
         <w:rPr>
           <w:rStyle w:val="ControlFlowTok"/>
         </w:rPr>
         <w:t>elif</w:t>
       </w:r>
-      <w:r>
-        <w:rPr>
-          <w:rStyle w:val="NormalTok"/>
-        </w:rPr>
-        <w:t xml:space="preserve"> message.message </w:t>
+      <w:proofErr w:type="spellEnd"/>
+      <w:r>
+        <w:rPr>
+          <w:rStyle w:val="NormalTok"/>
+        </w:rPr>
+        <w:t xml:space="preserve"> </w:t>
+      </w:r>
+      <w:proofErr w:type="spellStart"/>
+      <w:r>
+        <w:rPr>
+          <w:rStyle w:val="NormalTok"/>
+        </w:rPr>
+        <w:t>message.message</w:t>
+      </w:r>
+      <w:proofErr w:type="spellEnd"/>
+      <w:r>
+        <w:rPr>
+          <w:rStyle w:val="NormalTok"/>
+        </w:rPr>
+        <w:t xml:space="preserve"> </w:t>
       </w:r>
       <w:r>
         <w:rPr>
@@ -3685,7 +3836,7 @@
         <w:rPr>
           <w:rStyle w:val="NormalTok"/>
         </w:rPr>
-        <w:t xml:space="preserve"> STATE_USB_ABSENT:</w:t>
+        <w:t xml:space="preserve"> USB_ABSENT:</w:t>
       </w:r>
       <w:r>
         <w:br/>
